--- a/docs/Note_on_LayerNorm-after-step_applied_to_SPLM.docx
+++ b/docs/Note_on_LayerNorm-after-step_applied_to_SPLM.docx
@@ -16,6 +16,139 @@
       </w:r>
     </w:p>
     <w:p/>
+    <w:p>
+      <w:pPr>
+        <w:pStyle w:val="Title"/>
+      </w:pPr>
+      <w:r>
+        <w:t>LayerNorm placement in transformers : Post-LN vs Pre-LN</w:t>
+      </w:r>
+    </w:p>
+    <w:p/>
+    <w:p>
+      <w:r>
+        <w:t xml:space="preserve">The </w:t>
+      </w:r>
+      <w:r>
+        <w:rPr>
+          <w:i/>
+          <w:iCs/>
+        </w:rPr>
+        <w:t>LayerNorm-after-step</w:t>
+      </w:r>
+      <w:r>
+        <w:t xml:space="preserve"> refers to the </w:t>
+      </w:r>
+      <w:r>
+        <w:rPr>
+          <w:rStyle w:val="Strong"/>
+        </w:rPr>
+        <w:t>Post-LN</w:t>
+      </w:r>
+      <w:r>
+        <w:t xml:space="preserve"> (Post-Layer Normalization) design — the original arrangement from </w:t>
+      </w:r>
+      <w:r>
+        <w:rPr>
+          <w:rStyle w:val="Emphasis"/>
+        </w:rPr>
+        <w:t>Attention Is All You Need</w:t>
+      </w:r>
+      <w:r>
+        <w:t xml:space="preserve"> (Vaswani et al., 2017). It's worth contrasting it directly with the now-dominant </w:t>
+      </w:r>
+      <w:r>
+        <w:rPr>
+          <w:rStyle w:val="Strong"/>
+        </w:rPr>
+        <w:t>Pre-LN</w:t>
+      </w:r>
+      <w:r>
+        <w:t xml:space="preserve"> variant to understand the architectural choice clearly.</w:t>
+      </w:r>
+    </w:p>
+    <w:p>
+      <w:r>
+        <w:rPr>
+          <w:noProof/>
+        </w:rPr>
+        <w:drawing>
+          <wp:anchor distT="0" distB="0" distL="114300" distR="114300" simplePos="0" relativeHeight="251658240" behindDoc="0" locked="0" layoutInCell="1" allowOverlap="1" wp14:anchorId="3160D910" wp14:editId="4372C2AF">
+            <wp:simplePos x="0" y="0"/>
+            <wp:positionH relativeFrom="column">
+              <wp:posOffset>1220962</wp:posOffset>
+            </wp:positionH>
+            <wp:positionV relativeFrom="paragraph">
+              <wp:posOffset>252423</wp:posOffset>
+            </wp:positionV>
+            <wp:extent cx="2563495" cy="3681095"/>
+            <wp:effectExtent l="0" t="0" r="1905" b="1905"/>
+            <wp:wrapTopAndBottom/>
+            <wp:docPr id="317622233" name="Picture 1" descr="A diagram of a program&#10;&#10;AI-generated content may be incorrect."/>
+            <wp:cNvGraphicFramePr>
+              <a:graphicFrameLocks xmlns:a="http://schemas.openxmlformats.org/drawingml/2006/main" noChangeAspect="1"/>
+            </wp:cNvGraphicFramePr>
+            <a:graphic xmlns:a="http://schemas.openxmlformats.org/drawingml/2006/main">
+              <a:graphicData uri="http://schemas.openxmlformats.org/drawingml/2006/picture">
+                <pic:pic xmlns:pic="http://schemas.openxmlformats.org/drawingml/2006/picture">
+                  <pic:nvPicPr>
+                    <pic:cNvPr id="317622233" name="Picture 1" descr="A diagram of a program&#10;&#10;AI-generated content may be incorrect."/>
+                    <pic:cNvPicPr/>
+                  </pic:nvPicPr>
+                  <pic:blipFill>
+                    <a:blip r:embed="rId4" cstate="print">
+                      <a:extLst>
+                        <a:ext uri="{28A0092B-C50C-407E-A947-70E740481C1C}">
+                          <a14:useLocalDpi xmlns:a14="http://schemas.microsoft.com/office/drawing/2010/main" val="0"/>
+                        </a:ext>
+                      </a:extLst>
+                    </a:blip>
+                    <a:stretch>
+                      <a:fillRect/>
+                    </a:stretch>
+                  </pic:blipFill>
+                  <pic:spPr>
+                    <a:xfrm>
+                      <a:off x="0" y="0"/>
+                      <a:ext cx="2563495" cy="3681095"/>
+                    </a:xfrm>
+                    <a:prstGeom prst="rect">
+                      <a:avLst/>
+                    </a:prstGeom>
+                  </pic:spPr>
+                </pic:pic>
+              </a:graphicData>
+            </a:graphic>
+            <wp14:sizeRelH relativeFrom="page">
+              <wp14:pctWidth>0</wp14:pctWidth>
+            </wp14:sizeRelH>
+            <wp14:sizeRelV relativeFrom="page">
+              <wp14:pctHeight>0</wp14:pctHeight>
+            </wp14:sizeRelV>
+          </wp:anchor>
+        </w:drawing>
+      </w:r>
+    </w:p>
+    <w:p/>
+    <w:p/>
+    <w:p>
+      <w:r>
+        <w:t>References</w:t>
+      </w:r>
+    </w:p>
+    <w:p>
+      <w:r>
+        <w:t xml:space="preserve">[1] </w:t>
+      </w:r>
+      <w:hyperlink r:id="rId5" w:history="1">
+        <w:r>
+          <w:rPr>
+            <w:rStyle w:val="Hyperlink"/>
+          </w:rPr>
+          <w:t>Attention Is All You Need, Vaswani et al, Google Brain, 2017</w:t>
+        </w:r>
+      </w:hyperlink>
+    </w:p>
     <w:p/>
     <w:sectPr>
       <w:pgSz w:w="12240" w:h="15840"/>
@@ -946,6 +1079,51 @@
       <w:spacing w:val="5"/>
     </w:rPr>
   </w:style>
+  <w:style w:type="character" w:styleId="Hyperlink">
+    <w:name w:val="Hyperlink"/>
+    <w:basedOn w:val="DefaultParagraphFont"/>
+    <w:uiPriority w:val="99"/>
+    <w:unhideWhenUsed/>
+    <w:rsid w:val="00637AF8"/>
+    <w:rPr>
+      <w:color w:val="467886" w:themeColor="hyperlink"/>
+      <w:u w:val="single"/>
+    </w:rPr>
+  </w:style>
+  <w:style w:type="character" w:styleId="UnresolvedMention">
+    <w:name w:val="Unresolved Mention"/>
+    <w:basedOn w:val="DefaultParagraphFont"/>
+    <w:uiPriority w:val="99"/>
+    <w:semiHidden/>
+    <w:unhideWhenUsed/>
+    <w:rsid w:val="00637AF8"/>
+    <w:rPr>
+      <w:color w:val="605E5C"/>
+      <w:shd w:val="clear" w:color="auto" w:fill="E1DFDD"/>
+    </w:rPr>
+  </w:style>
+  <w:style w:type="character" w:styleId="Strong">
+    <w:name w:val="Strong"/>
+    <w:basedOn w:val="DefaultParagraphFont"/>
+    <w:uiPriority w:val="22"/>
+    <w:qFormat/>
+    <w:rsid w:val="00EB3310"/>
+    <w:rPr>
+      <w:b/>
+      <w:bCs/>
+    </w:rPr>
+  </w:style>
+  <w:style w:type="character" w:styleId="Emphasis">
+    <w:name w:val="Emphasis"/>
+    <w:basedOn w:val="DefaultParagraphFont"/>
+    <w:uiPriority w:val="20"/>
+    <w:qFormat/>
+    <w:rsid w:val="00EB3310"/>
+    <w:rPr>
+      <w:i/>
+      <w:iCs/>
+    </w:rPr>
+  </w:style>
 </w:styles>
 </file>
 

--- a/docs/Note_on_LayerNorm-after-step_applied_to_SPLM.docx
+++ b/docs/Note_on_LayerNorm-after-step_applied_to_SPLM.docx
@@ -129,6 +129,12 @@
         </w:drawing>
       </w:r>
     </w:p>
+    <w:p>
+      <w:r>
+        <w:t xml:space="preserve">                                                  Figure : The Transformer architecture from [1]</w:t>
+      </w:r>
+    </w:p>
+    <w:p/>
     <w:p/>
     <w:p/>
     <w:p>

--- a/docs/Note_on_LayerNorm-after-step_applied_to_SPLM.docx
+++ b/docs/Note_on_LayerNorm-after-step_applied_to_SPLM.docx
@@ -132,6 +132,60 @@
     <w:p>
       <w:r>
         <w:t xml:space="preserve">                                                  Figure : The Transformer architecture from [1]</w:t>
+      </w:r>
+    </w:p>
+    <w:p/>
+    <w:p>
+      <w:r>
+        <w:t xml:space="preserve">The </w:t>
+      </w:r>
+      <w:r>
+        <w:t>Encoder</w:t>
+      </w:r>
+      <w:r>
+        <w:t xml:space="preserve"> in [1]</w:t>
+      </w:r>
+      <w:r>
+        <w:t xml:space="preserve">: The encoder is composed of a stack of N = 6 identical layers. Each layer has two sub-layers. The first is a multi-head self-attention mechanism, and the second is a simple, </w:t>
+      </w:r>
+      <w:r>
+        <w:t>position wise</w:t>
+      </w:r>
+      <w:r>
+        <w:t xml:space="preserve"> fully connected feed-forward network. We employ a residual connection [11] around each of the two sub-layers, followed by layer normalization [1]. That is, the output of each sub-layer is </w:t>
+      </w:r>
+      <w:r>
+        <w:rPr>
+          <w:rFonts w:ascii="Consolas" w:hAnsi="Consolas" w:cs="Consolas"/>
+          <w:sz w:val="17"/>
+          <w:szCs w:val="17"/>
+        </w:rPr>
+        <w:t>LayerNorm(x + Sublayer(x))</w:t>
+      </w:r>
+      <w:r>
+        <w:t xml:space="preserve">, where </w:t>
+      </w:r>
+      <w:r>
+        <w:rPr>
+          <w:rFonts w:ascii="Consolas" w:hAnsi="Consolas" w:cs="Consolas"/>
+          <w:sz w:val="17"/>
+          <w:szCs w:val="17"/>
+        </w:rPr>
+        <w:t>Sublayer(x)</w:t>
+      </w:r>
+      <w:r>
+        <w:t xml:space="preserve"> is the function implemented by the sub-layer itself. To facilitate these residual connections, all sub-layers in the model, as well as the embedding layers, produce outputs of dimension </w:t>
+      </w:r>
+      <w:r>
+        <w:rPr>
+          <w:rFonts w:ascii="Consolas" w:hAnsi="Consolas" w:cs="Consolas"/>
+          <w:sz w:val="17"/>
+          <w:szCs w:val="17"/>
+        </w:rPr>
+        <w:t>dmodel = 512</w:t>
+      </w:r>
+      <w:r>
+        <w:t>.</w:t>
       </w:r>
     </w:p>
     <w:p/>
